--- a/generated/CoverLetters/docx/CERN_Openlab_CERN_Openlab_Summer_Student_Programme_2026_CoverLetter.docx
+++ b/generated/CoverLetters/docx/CERN_Openlab_CERN_Openlab_Summer_Student_Programme_2026_CoverLetter.docx
@@ -19,12 +19,12 @@
         <w:jc w:val="left"/>
       </w:pPr>
       <w:r>
-        <w:t>aswanth.bindu-ajith@stud.th-deg.de | +4917641539896 | Deggendorf, Germany | LinkedIn</w:t>
+        <w:t>aswanth.bindu-ajith@stud.th-deg.de | +49 176 4153 9896 | Deggendorf, Germany | LinkedIn</w:t>
       </w:r>
     </w:p>
     <w:p>
       <w:r>
-        <w:t>June 27, 2026</w:t>
+        <w:t>28 June 2026</w:t>
       </w:r>
     </w:p>
     <w:p/>
@@ -48,32 +48,37 @@
     </w:p>
     <w:p>
       <w:r>
-        <w:t>I am writing to express my strong interest in the CERN Openlab Summer Student Programme 2026 at CERN (Openlab). As a Master's Student in High Performance Computing and Quantum Computing, I bring a unique interdisciplinary perspective combining mechanical engineering fundamentals with advanced computational expertise. My background in Python programming, HPC background aligns directly with your requirements.</w:t>
+        <w:t>Most students learn parallel computing from textbooks. I learned it by watching a 12-minute simulation crawl to 7 minutes after rewriting nested loops into vectorized NumPy — and then wondering how much further GPU offloading could take it.</w:t>
       </w:r>
     </w:p>
     <w:p>
       <w:r>
-        <w:t>My technical qualifications include: high-performance computing and parallel programming concepts; machine learning with PyTorch and scientific machine learning.</w:t>
+        <w:t>That is why I am applying for the CERN Openlab Summer Student Programme 2026 at CERN (Openlab). I believe the role aligns with both my current skills and the direction I want to grow in.</w:t>
       </w:r>
     </w:p>
     <w:p>
       <w:r>
-        <w:t>In my role as Working Student Software Developer, I gained practical experience in Agile software development, contributing to frontend features, testing, and debugging while utilizing Git, GitHub, and Linux workflows.</w:t>
+        <w:t>My technical toolkit includes Python (Advanced, 4+ years), GPU-aware computing concepts, and Feature engineering. For example, reduced simulation runtime by 40% via vectorization on a 30,000-entity dataset. I am comfortable picking up new tools quickly — my current role required me to learn the team's React/Vue stack in under two weeks to contribute to the next sprint.</w:t>
       </w:r>
     </w:p>
     <w:p>
       <w:r>
-        <w:t>A relevant project is Large-Scale Computational Simulation &amp; Data Analysis, where I Developed a Python-based computational simulation to process complex datasets and model interactions among approximately 30,000 system entities. Utilized NumPy and Pandas to extract trends, evaluate data, and identify hidden relationships. Transformed complex numerical data into practical insights and structured scientific reports.</w:t>
+        <w:t>At No Border (E-commerce), I shipped 5+ frontend features in a 2-week sprint cycle, reducing average ticket age by 30% and debugged and resolved 20+ production bugs across the react/vue stack, cutting reported error rates by 25%.</w:t>
       </w:r>
     </w:p>
     <w:p>
       <w:r>
-        <w:t>What attracts me most to CERN (Openlab) is the opportunity to apply my interdisciplinary background to innovative challenges. I am eager to contribute my analytical thinking, structured problem-solving, and passion for computational innovation to your team.</w:t>
+        <w:t>In Thermal Analysis of Battery Modules, I modeled heat transfer across a 12-cell lithium-ion battery pack using finite difference methods in python.</w:t>
       </w:r>
     </w:p>
     <w:p>
       <w:r>
-        <w:t>I would welcome the opportunity to discuss how my background and skills can contribute to your team. Thank you for your time and consideration. I look forward to hearing from you.</w:t>
+        <w:t>What draws me to CERN (Openlab) is the opportunity to work on high-performance computing infrastructure with a team that values both engineering depth and code quality. I am ready to contribute from day one and learn what I do not yet know.</w:t>
+      </w:r>
+    </w:p>
+    <w:p>
+      <w:r>
+        <w:t>If you're looking for someone who can profile performance bottlenecks and optimize parallel code while understanding the physics behind the computation behind it, I'd like to talk. My CV is attached, and I am available for an interview at your convenience.</w:t>
       </w:r>
     </w:p>
     <w:p/>
